--- a/Script Overrides.docx
+++ b/Script Overrides.docx
@@ -18,87 +18,88 @@
     </w:p>
     <w:p>
       <w:pPr>
-        <w:pStyle w:val="Quote"/>
-        <w:rPr>
-          <w:i/>
-          <w:iCs/>
-          <w:lang w:val="en"/>
-        </w:rPr>
+        <w:pStyle w:val="Heading2"/>
       </w:pPr>
       <w:r>
-        <w:rPr>
-          <w:i/>
-          <w:iCs/>
-          <w:lang w:val="en"/>
-        </w:rPr>
-        <w:t xml:space="preserve">PROTOTYPE - this manual is a skeleton awaiting content.  The text below is placeholder material, not documentation.</w:t>
+        <w:t>WHAT THIS SCREEN IS</w:t>
+      </w:r>
+    </w:p>
+    <w:p>
+      <w:pPr/>
+      <w:r>
+        <w:t>This is the "Scripts" tab on the same per-region settings screen as above (Forms\FormRegion.vb). It controls which script engine runs scripts in that region, and a couple of speed/timing settings for scripts.</w:t>
       </w:r>
     </w:p>
     <w:p>
       <w:pPr>
         <w:pStyle w:val="Heading2"/>
-        <w:rPr>
-          <w:lang w:val="en"/>
-        </w:rPr>
       </w:pPr>
       <w:r>
-        <w:rPr>
-          <w:lang w:val="en"/>
-        </w:rPr>
-        <w:t xml:space="preserve">Overview</w:t>
+        <w:t>WHAT'S ON IT</w:t>
       </w:r>
     </w:p>
     <w:p>
-      <w:pPr>
-        <w:rPr>
-          <w:lang w:val="en"/>
-        </w:rPr>
-      </w:pPr>
+      <w:pPr/>
       <w:r>
-        <w:rPr>
-          <w:lang w:val="en"/>
-        </w:rPr>
-        <w:t xml:space="preserve">[To be written.]</w:t>
+        <w:t>- Use Default: use the grid's overall default script-engine setting for this region instead of choosing one just for it.</w:t>
+      </w:r>
+    </w:p>
+    <w:p>
+      <w:pPr/>
+      <w:r>
+        <w:t>- On (YEngine): turns on the YEngine script engine for this region.</w:t>
+      </w:r>
+    </w:p>
+    <w:p>
+      <w:pPr/>
+      <w:r>
+        <w:t>- Off: turns scripts off entirely for this region.</w:t>
+      </w:r>
+    </w:p>
+    <w:p>
+      <w:pPr/>
+      <w:r>
+        <w:t>- Script Timer Rate box: a number controlling how often scripts are given a time slice to run (defaults to about 0.2, tooltip says 1/11 second/0.0909 is default - the two default descriptions in the code don't fully agree with each other).</w:t>
+      </w:r>
+    </w:p>
+    <w:p>
+      <w:pPr/>
+      <w:r>
+        <w:t>- Async LL Script Time in MS box: a number (kept between 15 and 250) controlling the delay in milliseconds for certain scripted (LSL) function calls that run asynchronously. Defaults to 100.</w:t>
+      </w:r>
+    </w:p>
+    <w:p>
+      <w:pPr/>
+      <w:r>
+        <w:t>- A short read-only help text box on the right side of the tab (RichTextBoxScripts) explains the script engine options in the app itself.</w:t>
       </w:r>
     </w:p>
     <w:p>
       <w:pPr>
         <w:pStyle w:val="Heading2"/>
-        <w:rPr>
-          <w:lang w:val="en"/>
-        </w:rPr>
       </w:pPr>
       <w:r>
-        <w:rPr>
-          <w:lang w:val="en"/>
-        </w:rPr>
-        <w:t xml:space="preserve">Notes for the author</w:t>
+        <w:t>HOW YOU OPEN IT</w:t>
+      </w:r>
+    </w:p>
+    <w:p>
+      <w:pPr/>
+      <w:r>
+        <w:t>Open a region's settings (Add/Edit a region) to reach FormRegion, then click the "Scripts" tab. Separately, the region-settings Help menu has a "Scripts" item that jumps straight to this manual page (HelpManual("Script Overrides")).</w:t>
       </w:r>
     </w:p>
     <w:p>
       <w:pPr>
-        <w:rPr>
-          <w:lang w:val="en"/>
-        </w:rPr>
+        <w:pStyle w:val="Heading2"/>
       </w:pPr>
       <w:r>
-        <w:rPr>
-          <w:lang w:val="en"/>
-        </w:rPr>
-        <w:t xml:space="preserve">Related content may already exist in Region.docx - consider consolidating or cross-referencing it here.</w:t>
+        <w:t>THINGS I'M NOT SURE ABOUT</w:t>
       </w:r>
     </w:p>
     <w:p>
-      <w:pPr>
-        <w:rPr>
-          <w:lang w:val="en"/>
-        </w:rPr>
-      </w:pPr>
+      <w:pPr/>
       <w:r>
-        <w:rPr>
-          <w:lang w:val="en"/>
-        </w:rPr>
-        <w:t xml:space="preserve">Opened by the Help button on the region's Script Overrides screen (see Forms\FormRegion.vb for the related implementation).</w:t>
+        <w:t>Same note as Map Overrides: the stub suggested this may overlap with Region.docx, and Fred may want to merge or cross-reference. I also noticed the on-screen tooltip text for the Script Timer Rate box ("1/11 second is default (0.0909)") does not match the group label text above it ("Script Timer Rate (0.2)") - this looks like a small inconsistency in the app itself, not something I should guess how to resolve, so I'm flagging it rather than picking one number.</w:t>
       </w:r>
     </w:p>
     <w:sectPr>
